--- a/placeholders.docx
+++ b/placeholders.docx
@@ -674,7 +674,6 @@
           <w:lang w:val="en-US"/>
         </w:rPr>
       </w:pPr>
-      <w:bookmarkStart w:id="1" w:name="_GoBack"/>
     </w:p>
     <w:p>
       <w:pPr>
@@ -816,7 +815,6 @@
         <w:t xml:space="preserve">NRAS, melanoma, molecular docking, MEK inhibitor, natural compounds etc. </w:t>
       </w:r>
     </w:p>
-    <w:bookmarkEnd w:id="1"/>
     <w:p>
       <w:pPr>
         <w:rPr>
@@ -4443,6 +4441,7 @@
           <w:lang w:val="en-IN"/>
         </w:rPr>
       </w:pPr>
+      <w:bookmarkStart w:id="1" w:name="_GoBack"/>
       <w:r>
         <w:rPr>
           <w:rFonts w:eastAsia="Calibri"/>
@@ -4575,6 +4574,7 @@
         <w:t>The dual engagement of conserved catalytic stabilizers and mutation-specific residues suggests a rational framework for designing selective NRAS inhibitors.</w:t>
       </w:r>
     </w:p>
+    <w:bookmarkEnd w:id="1"/>
     <w:p>
       <w:pPr>
         <w:jc w:val="both"/>
@@ -7820,14 +7820,14 @@
     <w:lsdException w:uiPriority="99" w:name="HTML Acronym"/>
     <w:lsdException w:uiPriority="99" w:name="HTML Address"/>
     <w:lsdException w:uiPriority="99" w:name="HTML Cite"/>
-    <w:lsdException w:uiPriority="99" w:name="HTML Code"/>
+    <w:lsdException w:qFormat="1" w:uiPriority="99" w:name="HTML Code"/>
     <w:lsdException w:uiPriority="99" w:name="HTML Definition"/>
     <w:lsdException w:uiPriority="99" w:name="HTML Keyboard"/>
     <w:lsdException w:uiPriority="99" w:name="HTML Preformatted"/>
     <w:lsdException w:uiPriority="99" w:name="HTML Sample"/>
     <w:lsdException w:uiPriority="99" w:name="HTML Typewriter"/>
     <w:lsdException w:uiPriority="99" w:name="HTML Variable"/>
-    <w:lsdException w:uiPriority="99" w:name="Normal Table"/>
+    <w:lsdException w:qFormat="1" w:uiPriority="99" w:name="Normal Table"/>
     <w:lsdException w:uiPriority="99" w:name="annotation subject"/>
     <w:lsdException w:uiPriority="99" w:name="Table Simple 1"/>
     <w:lsdException w:uiPriority="99" w:name="Table Simple 2"/>
@@ -8257,6 +8257,7 @@
     <w:name w:val="Normal Table"/>
     <w:semiHidden/>
     <w:unhideWhenUsed/>
+    <w:qFormat/>
     <w:uiPriority w:val="99"/>
     <w:tblPr>
       <w:tblCellMar>
@@ -8336,6 +8337,7 @@
     <w:basedOn w:val="11"/>
     <w:semiHidden/>
     <w:unhideWhenUsed/>
+    <w:qFormat/>
     <w:uiPriority w:val="99"/>
     <w:rPr>
       <w:rFonts w:ascii="Courier New" w:hAnsi="Courier New" w:cs="Courier New"/>
